--- a/age-determination-petition/02_תצהיר_המבקש.docx
+++ b/age-determination-petition/02_תצהיר_המבקש.docx
@@ -431,7 +431,7 @@
           <w:szCs w:val="24"/>
           <w:rtl/>
         </w:rPr>
-        <w:t xml:space="preserve">נולדתי בכפר אינדגנה שבאתיופיה, שבו לא התנהל רישום לידה. אני בנו הבכור של אבי. למיטב הידוע לי, הוריי נפרדו עוד בטרם לידתי.</w:t>
+        <w:t xml:space="preserve">נולדתי בכפר אינדגנה שבאתיופיה, שבו לא התנהל רישום לידה. אני בנו הבכור של אבי. למיטב הידוע לי, הוריי נפרדו בעת שאמי הייתה בחודש החמישי להריונה, עוד בטרם לידתי.</w:t>
       </w:r>
     </w:p>
     <w:p>
@@ -454,7 +454,7 @@
           <w:szCs w:val="24"/>
           <w:rtl/>
         </w:rPr>
-        <w:t xml:space="preserve">אמי נפטרה בהיותי כבן 7 שנים, ומאז גדלתי בבתי דודיי ובני דודיי, בנפרד מאבי.</w:t>
+        <w:t xml:space="preserve">אמי נפטרה בהיותי כבן 7 שנים, ומאז גדלתי בבית דודי, בנפרד מאבי.</w:t>
       </w:r>
     </w:p>
     <w:p>
@@ -477,7 +477,7 @@
           <w:szCs w:val="24"/>
           <w:rtl/>
         </w:rPr>
-        <w:t xml:space="preserve">בשנת 1990 עליתי ארצה יחד עם דודי, אשר נפטר לפני מספר שנים. בעת קליטתי נרשמה שנת לידתי כשנת 1976 על דרך אומדן, בלא שהוצגה תעודת לידה, ולפיה גילי כיום 50 שנים.</w:t>
+        <w:t xml:space="preserve">בשנת 1990 עליתי ארצה יחד עם דודי. בעת קליטתי נרשמה שנת לידתי כשנת 1976 על דרך אומדן, בלא שהוצגה תעודת לידה, ולפיה גילי כיום 50 שנים.</w:t>
       </w:r>
     </w:p>
     <w:p>
@@ -500,7 +500,7 @@
           <w:szCs w:val="24"/>
           <w:rtl/>
         </w:rPr>
-        <w:t xml:space="preserve">אבי עלה ארצה בשנת 1991 ומתגורר במגדל העמק. בשנת 1992, כשנה לאחר עלייתו, נפגשנו בפעם הראשונה מאז לידתי.</w:t>
+        <w:t xml:space="preserve">אבי עלה ארצה בשנת 1992 ומתגורר עם משפחתו במגדל העמק. את אבי פגשתי שנים לאחר עלייתו, בפעם הראשונה מאז לידתי.</w:t>
       </w:r>
     </w:p>
     <w:p>
@@ -592,7 +592,7 @@
           <w:szCs w:val="24"/>
           <w:rtl/>
         </w:rPr>
-        <w:t xml:space="preserve">לפני כחצי שנה, בערב שבו ישבנו יחד אני, אבי ואחיי ושוחחנו בנושאים שונים, עלה עניין הגיל. אחיי – האחד יליד 1972 והשני יליד 1975 – אמרו כי אני צעיר מהם. או-אז צחק אבי צחוק מריר, קרא לי הצדה, וגילה לי כי נולדתי בשנת 1970 (שנת 1962 לפי הלוח האתיופי) וכי אני הבכור מכל האחים.</w:t>
+        <w:t xml:space="preserve">לפני כשמונה חודשים, בערב שבו ישבנו יחד אני, אבי ואחיי ושוחחנו בנושאים שונים, עלה עניין הגיל. אחיי, בניו של אבי מנישואיו השניים – האחד, צגייה גנטו, יליד 1971, והשני יליד 1975 – אמרו כי אני צעיר מהם. או-אז צחק אבי צחוק מריר, קרא לי הצדה, וגילה לי כי נולדתי בשנת 1970 (שנת 1962 לפי הלוח האתיופי) וכי אני הבכור מכל האחים.</w:t>
       </w:r>
     </w:p>
     <w:p>

--- a/age-determination-petition/02_תצהיר_המבקש.docx
+++ b/age-determination-petition/02_תצהיר_המבקש.docx
@@ -39,7 +39,7 @@
           <w:p>
             <w:pPr>
               <w:bidi/>
-              <w:spacing w:after="0" w:line="360" w:lineRule="auto"/>
+              <w:spacing w:after="0" w:line="240" w:lineRule="auto"/>
               <w:jc w:val="start"/>
             </w:pPr>
             <w:r>
@@ -74,7 +74,7 @@
           <w:p>
             <w:pPr>
               <w:bidi/>
-              <w:spacing w:after="0" w:line="360" w:lineRule="auto"/>
+              <w:spacing w:after="0" w:line="240" w:lineRule="auto"/>
               <w:jc w:val="end"/>
             </w:pPr>
             <w:r>
@@ -93,8 +93,8 @@
                 <w:rFonts w:ascii="David" w:cs="David" w:eastAsia="David" w:hAnsi="David"/>
                 <w:b w:val="false"/>
                 <w:bCs w:val="false"/>
-                <w:sz w:val="24"/>
-                <w:szCs w:val="24"/>
+                <w:sz w:val="22"/>
+                <w:szCs w:val="22"/>
                 <w:rtl/>
               </w:rPr>
               <w:t xml:space="preserve">______________</w:t>
@@ -120,15 +120,15 @@
           <w:bottom w:val="single" w:color="000000" w:sz="6" w:space="1"/>
         </w:pBdr>
         <w:bidi/>
-        <w:spacing w:after="120" w:before="60"/>
-      </w:pPr>
-      <w:r>
-        <w:rPr>
-          <w:rFonts w:ascii="David" w:cs="David" w:eastAsia="David" w:hAnsi="David"/>
-          <w:b w:val="false"/>
-          <w:bCs w:val="false"/>
-          <w:sz w:val="24"/>
-          <w:szCs w:val="24"/>
+        <w:spacing w:after="20" w:before="40"/>
+      </w:pPr>
+      <w:r>
+        <w:rPr>
+          <w:rFonts w:ascii="David" w:cs="David" w:eastAsia="David" w:hAnsi="David"/>
+          <w:b w:val="false"/>
+          <w:bCs w:val="false"/>
+          <w:sz w:val="22"/>
+          <w:szCs w:val="22"/>
           <w:rtl/>
         </w:rPr>
         <w:t xml:space="preserve"/>
@@ -137,7 +137,7 @@
     <w:p>
       <w:pPr>
         <w:bidi/>
-        <w:spacing w:after="0" w:before="0" w:line="360" w:lineRule="auto"/>
+        <w:spacing w:after="0" w:before="0" w:line="240" w:lineRule="auto"/>
         <w:jc w:val="both"/>
       </w:pPr>
       <w:r>
@@ -145,8 +145,8 @@
           <w:rFonts w:ascii="David" w:cs="David" w:eastAsia="David" w:hAnsi="David"/>
           <w:b/>
           <w:bCs/>
-          <w:sz w:val="24"/>
-          <w:szCs w:val="24"/>
+          <w:sz w:val="22"/>
+          <w:szCs w:val="22"/>
           <w:rtl/>
         </w:rPr>
         <w:t xml:space="preserve">בעניין:</w:t>
@@ -156,8 +156,8 @@
           <w:rFonts w:ascii="David" w:cs="David" w:eastAsia="David" w:hAnsi="David"/>
           <w:b w:val="false"/>
           <w:bCs w:val="false"/>
-          <w:sz w:val="24"/>
-          <w:szCs w:val="24"/>
+          <w:sz w:val="22"/>
+          <w:szCs w:val="22"/>
           <w:rtl/>
         </w:rPr>
         <w:t xml:space="preserve">	בקשה לקביעת גיל</w:t>
@@ -166,7 +166,7 @@
     <w:p>
       <w:pPr>
         <w:bidi/>
-        <w:spacing w:after="120" w:before="0" w:line="360" w:lineRule="auto"/>
+        <w:spacing w:after="20" w:before="0" w:line="240" w:lineRule="auto"/>
         <w:jc w:val="both"/>
       </w:pPr>
       <w:r>
@@ -174,8 +174,8 @@
           <w:rFonts w:ascii="David" w:cs="David" w:eastAsia="David" w:hAnsi="David"/>
           <w:b/>
           <w:bCs/>
-          <w:sz w:val="24"/>
-          <w:szCs w:val="24"/>
+          <w:sz w:val="22"/>
+          <w:szCs w:val="22"/>
           <w:rtl/>
         </w:rPr>
         <w:t xml:space="preserve">המבקש:</w:t>
@@ -185,8 +185,8 @@
           <w:rFonts w:ascii="David" w:cs="David" w:eastAsia="David" w:hAnsi="David"/>
           <w:b w:val="false"/>
           <w:bCs w:val="false"/>
-          <w:sz w:val="24"/>
-          <w:szCs w:val="24"/>
+          <w:sz w:val="22"/>
+          <w:szCs w:val="22"/>
           <w:rtl/>
         </w:rPr>
         <w:t xml:space="preserve">	</w:t>
@@ -196,8 +196,8 @@
           <w:rFonts w:ascii="David" w:cs="David" w:eastAsia="David" w:hAnsi="David"/>
           <w:b w:val="false"/>
           <w:bCs w:val="false"/>
-          <w:sz w:val="24"/>
-          <w:szCs w:val="24"/>
+          <w:sz w:val="22"/>
+          <w:szCs w:val="22"/>
           <w:rtl/>
         </w:rPr>
         <w:t xml:space="preserve">______________ (</w:t>
@@ -207,8 +207,8 @@
           <w:rFonts w:ascii="David" w:cs="David" w:eastAsia="David" w:hAnsi="David"/>
           <w:b w:val="false"/>
           <w:bCs w:val="false"/>
-          <w:sz w:val="24"/>
-          <w:szCs w:val="24"/>
+          <w:sz w:val="22"/>
+          <w:szCs w:val="22"/>
           <w:rtl/>
         </w:rPr>
         <w:t xml:space="preserve">שם מלא</w:t>
@@ -218,8 +218,8 @@
           <w:rFonts w:ascii="David" w:cs="David" w:eastAsia="David" w:hAnsi="David"/>
           <w:b w:val="false"/>
           <w:bCs w:val="false"/>
-          <w:sz w:val="24"/>
-          <w:szCs w:val="24"/>
+          <w:sz w:val="22"/>
+          <w:szCs w:val="22"/>
           <w:rtl/>
         </w:rPr>
         <w:t xml:space="preserve">)</w:t>
@@ -229,8 +229,8 @@
           <w:rFonts w:ascii="David" w:cs="David" w:eastAsia="David" w:hAnsi="David"/>
           <w:b w:val="false"/>
           <w:bCs w:val="false"/>
-          <w:sz w:val="24"/>
-          <w:szCs w:val="24"/>
+          <w:sz w:val="22"/>
+          <w:szCs w:val="22"/>
           <w:rtl/>
         </w:rPr>
         <w:t xml:space="preserve">, ת.ז. </w:t>
@@ -240,8 +240,8 @@
           <w:rFonts w:ascii="David" w:cs="David" w:eastAsia="David" w:hAnsi="David"/>
           <w:b w:val="false"/>
           <w:bCs w:val="false"/>
-          <w:sz w:val="24"/>
-          <w:szCs w:val="24"/>
+          <w:sz w:val="22"/>
+          <w:szCs w:val="22"/>
           <w:rtl/>
         </w:rPr>
         <w:t xml:space="preserve">______________</w:t>
@@ -253,15 +253,15 @@
           <w:bottom w:val="single" w:color="000000" w:sz="6" w:space="1"/>
         </w:pBdr>
         <w:bidi/>
-        <w:spacing w:after="120" w:before="60"/>
-      </w:pPr>
-      <w:r>
-        <w:rPr>
-          <w:rFonts w:ascii="David" w:cs="David" w:eastAsia="David" w:hAnsi="David"/>
-          <w:b w:val="false"/>
-          <w:bCs w:val="false"/>
-          <w:sz w:val="24"/>
-          <w:szCs w:val="24"/>
+        <w:spacing w:after="20" w:before="40"/>
+      </w:pPr>
+      <w:r>
+        <w:rPr>
+          <w:rFonts w:ascii="David" w:cs="David" w:eastAsia="David" w:hAnsi="David"/>
+          <w:b w:val="false"/>
+          <w:bCs w:val="false"/>
+          <w:sz w:val="22"/>
+          <w:szCs w:val="22"/>
           <w:rtl/>
         </w:rPr>
         <w:t xml:space="preserve"/>
@@ -270,7 +270,7 @@
     <w:p>
       <w:pPr>
         <w:bidi/>
-        <w:spacing w:after="120" w:line="360" w:lineRule="auto"/>
+        <w:spacing w:after="20" w:line="240" w:lineRule="auto"/>
         <w:jc w:val="end"/>
       </w:pPr>
       <w:r>
@@ -278,8 +278,8 @@
           <w:rFonts w:ascii="David" w:cs="David" w:eastAsia="David" w:hAnsi="David"/>
           <w:b/>
           <w:bCs/>
-          <w:sz w:val="24"/>
-          <w:szCs w:val="24"/>
+          <w:sz w:val="22"/>
+          <w:szCs w:val="22"/>
           <w:rtl/>
         </w:rPr>
         <w:t xml:space="preserve">נספח א'</w:t>
@@ -288,7 +288,7 @@
     <w:p>
       <w:pPr>
         <w:bidi/>
-        <w:spacing w:after="160" w:before="320" w:line="360" w:lineRule="auto"/>
+        <w:spacing w:after="30" w:before="40" w:line="240" w:lineRule="auto"/>
         <w:jc w:val="center"/>
       </w:pPr>
       <w:r>
@@ -307,16 +307,16 @@
     <w:p>
       <w:pPr>
         <w:bidi/>
-        <w:spacing w:after="120" w:before="0" w:line="360" w:lineRule="auto"/>
-        <w:jc w:val="both"/>
-      </w:pPr>
-      <w:r>
-        <w:rPr>
-          <w:rFonts w:ascii="David" w:cs="David" w:eastAsia="David" w:hAnsi="David"/>
-          <w:b w:val="false"/>
-          <w:bCs w:val="false"/>
-          <w:sz w:val="24"/>
-          <w:szCs w:val="24"/>
+        <w:spacing w:after="20" w:before="0" w:line="240" w:lineRule="auto"/>
+        <w:jc w:val="both"/>
+      </w:pPr>
+      <w:r>
+        <w:rPr>
+          <w:rFonts w:ascii="David" w:cs="David" w:eastAsia="David" w:hAnsi="David"/>
+          <w:b w:val="false"/>
+          <w:bCs w:val="false"/>
+          <w:sz w:val="22"/>
+          <w:szCs w:val="22"/>
           <w:rtl/>
         </w:rPr>
         <w:t xml:space="preserve">אני הח"מ, </w:t>
@@ -326,8 +326,8 @@
           <w:rFonts w:ascii="David" w:cs="David" w:eastAsia="David" w:hAnsi="David"/>
           <w:b w:val="false"/>
           <w:bCs w:val="false"/>
-          <w:sz w:val="24"/>
-          <w:szCs w:val="24"/>
+          <w:sz w:val="22"/>
+          <w:szCs w:val="22"/>
           <w:rtl/>
         </w:rPr>
         <w:t xml:space="preserve">______________ (</w:t>
@@ -337,8 +337,8 @@
           <w:rFonts w:ascii="David" w:cs="David" w:eastAsia="David" w:hAnsi="David"/>
           <w:b w:val="false"/>
           <w:bCs w:val="false"/>
-          <w:sz w:val="24"/>
-          <w:szCs w:val="24"/>
+          <w:sz w:val="22"/>
+          <w:szCs w:val="22"/>
           <w:rtl/>
         </w:rPr>
         <w:t xml:space="preserve">שם המבקש</w:t>
@@ -348,8 +348,8 @@
           <w:rFonts w:ascii="David" w:cs="David" w:eastAsia="David" w:hAnsi="David"/>
           <w:b w:val="false"/>
           <w:bCs w:val="false"/>
-          <w:sz w:val="24"/>
-          <w:szCs w:val="24"/>
+          <w:sz w:val="22"/>
+          <w:szCs w:val="22"/>
           <w:rtl/>
         </w:rPr>
         <w:t xml:space="preserve">)</w:t>
@@ -359,8 +359,8 @@
           <w:rFonts w:ascii="David" w:cs="David" w:eastAsia="David" w:hAnsi="David"/>
           <w:b w:val="false"/>
           <w:bCs w:val="false"/>
-          <w:sz w:val="24"/>
-          <w:szCs w:val="24"/>
+          <w:sz w:val="22"/>
+          <w:szCs w:val="22"/>
           <w:rtl/>
         </w:rPr>
         <w:t xml:space="preserve">, ת.ז. </w:t>
@@ -370,8 +370,8 @@
           <w:rFonts w:ascii="David" w:cs="David" w:eastAsia="David" w:hAnsi="David"/>
           <w:b w:val="false"/>
           <w:bCs w:val="false"/>
-          <w:sz w:val="24"/>
-          <w:szCs w:val="24"/>
+          <w:sz w:val="22"/>
+          <w:szCs w:val="22"/>
           <w:rtl/>
         </w:rPr>
         <w:t xml:space="preserve">______________</w:t>
@@ -381,8 +381,8 @@
           <w:rFonts w:ascii="David" w:cs="David" w:eastAsia="David" w:hAnsi="David"/>
           <w:b w:val="false"/>
           <w:bCs w:val="false"/>
-          <w:sz w:val="24"/>
-          <w:szCs w:val="24"/>
+          <w:sz w:val="22"/>
+          <w:szCs w:val="22"/>
           <w:rtl/>
         </w:rPr>
         <w:t xml:space="preserve">, לאחר שהוזהרתי כי עליי לומר את האמת וכי אהיה צפוי לעונשים הקבועים בחוק אם לא אעשה כן, מצהיר בזאת בכתב כדלקמן:</w:t>
@@ -396,16 +396,16 @@
           <w:numId w:val="2"/>
         </w:numPr>
         <w:bidi/>
-        <w:spacing w:after="120" w:line="360" w:lineRule="auto"/>
-        <w:jc w:val="both"/>
-      </w:pPr>
-      <w:r>
-        <w:rPr>
-          <w:rFonts w:ascii="David" w:cs="David" w:eastAsia="David" w:hAnsi="David"/>
-          <w:b w:val="false"/>
-          <w:bCs w:val="false"/>
-          <w:sz w:val="24"/>
-          <w:szCs w:val="24"/>
+        <w:spacing w:after="20" w:line="240" w:lineRule="auto"/>
+        <w:jc w:val="both"/>
+      </w:pPr>
+      <w:r>
+        <w:rPr>
+          <w:rFonts w:ascii="David" w:cs="David" w:eastAsia="David" w:hAnsi="David"/>
+          <w:b w:val="false"/>
+          <w:bCs w:val="false"/>
+          <w:sz w:val="22"/>
+          <w:szCs w:val="22"/>
           <w:rtl/>
         </w:rPr>
         <w:t xml:space="preserve">אני המבקש בבקשה שבכותרת, ואת תצהירי זה אני נותן בתמיכה לבקשה לקביעת גילי הנכון ולתיקון מועד לידתי הרשום.</w:t>
@@ -419,16 +419,16 @@
           <w:numId w:val="2"/>
         </w:numPr>
         <w:bidi/>
-        <w:spacing w:after="120" w:line="360" w:lineRule="auto"/>
-        <w:jc w:val="both"/>
-      </w:pPr>
-      <w:r>
-        <w:rPr>
-          <w:rFonts w:ascii="David" w:cs="David" w:eastAsia="David" w:hAnsi="David"/>
-          <w:b w:val="false"/>
-          <w:bCs w:val="false"/>
-          <w:sz w:val="24"/>
-          <w:szCs w:val="24"/>
+        <w:spacing w:after="20" w:line="240" w:lineRule="auto"/>
+        <w:jc w:val="both"/>
+      </w:pPr>
+      <w:r>
+        <w:rPr>
+          <w:rFonts w:ascii="David" w:cs="David" w:eastAsia="David" w:hAnsi="David"/>
+          <w:b w:val="false"/>
+          <w:bCs w:val="false"/>
+          <w:sz w:val="22"/>
+          <w:szCs w:val="22"/>
           <w:rtl/>
         </w:rPr>
         <w:t xml:space="preserve">נולדתי בכפר אינדגנה שבאתיופיה, שבו לא התנהל רישום לידה. אני בנו הבכור של אבי. למיטב הידוע לי, הוריי נפרדו בעת שאמי הייתה בחודש החמישי להריונה, עוד בטרם לידתי.</w:t>
@@ -442,16 +442,16 @@
           <w:numId w:val="2"/>
         </w:numPr>
         <w:bidi/>
-        <w:spacing w:after="120" w:line="360" w:lineRule="auto"/>
-        <w:jc w:val="both"/>
-      </w:pPr>
-      <w:r>
-        <w:rPr>
-          <w:rFonts w:ascii="David" w:cs="David" w:eastAsia="David" w:hAnsi="David"/>
-          <w:b w:val="false"/>
-          <w:bCs w:val="false"/>
-          <w:sz w:val="24"/>
-          <w:szCs w:val="24"/>
+        <w:spacing w:after="20" w:line="240" w:lineRule="auto"/>
+        <w:jc w:val="both"/>
+      </w:pPr>
+      <w:r>
+        <w:rPr>
+          <w:rFonts w:ascii="David" w:cs="David" w:eastAsia="David" w:hAnsi="David"/>
+          <w:b w:val="false"/>
+          <w:bCs w:val="false"/>
+          <w:sz w:val="22"/>
+          <w:szCs w:val="22"/>
           <w:rtl/>
         </w:rPr>
         <w:t xml:space="preserve">אמי נפטרה בהיותי כבן 7 שנים, ומאז גדלתי בבית דודי, בנפרד מאבי.</w:t>
@@ -465,16 +465,16 @@
           <w:numId w:val="2"/>
         </w:numPr>
         <w:bidi/>
-        <w:spacing w:after="120" w:line="360" w:lineRule="auto"/>
-        <w:jc w:val="both"/>
-      </w:pPr>
-      <w:r>
-        <w:rPr>
-          <w:rFonts w:ascii="David" w:cs="David" w:eastAsia="David" w:hAnsi="David"/>
-          <w:b w:val="false"/>
-          <w:bCs w:val="false"/>
-          <w:sz w:val="24"/>
-          <w:szCs w:val="24"/>
+        <w:spacing w:after="20" w:line="240" w:lineRule="auto"/>
+        <w:jc w:val="both"/>
+      </w:pPr>
+      <w:r>
+        <w:rPr>
+          <w:rFonts w:ascii="David" w:cs="David" w:eastAsia="David" w:hAnsi="David"/>
+          <w:b w:val="false"/>
+          <w:bCs w:val="false"/>
+          <w:sz w:val="22"/>
+          <w:szCs w:val="22"/>
           <w:rtl/>
         </w:rPr>
         <w:t xml:space="preserve">בשנת 1990 עליתי ארצה יחד עם דודי. בעת קליטתי נרשמה שנת לידתי כשנת 1976 על דרך אומדן, בלא שהוצגה תעודת לידה, ולפיה גילי כיום 50 שנים.</w:t>
@@ -488,16 +488,16 @@
           <w:numId w:val="2"/>
         </w:numPr>
         <w:bidi/>
-        <w:spacing w:after="120" w:line="360" w:lineRule="auto"/>
-        <w:jc w:val="both"/>
-      </w:pPr>
-      <w:r>
-        <w:rPr>
-          <w:rFonts w:ascii="David" w:cs="David" w:eastAsia="David" w:hAnsi="David"/>
-          <w:b w:val="false"/>
-          <w:bCs w:val="false"/>
-          <w:sz w:val="24"/>
-          <w:szCs w:val="24"/>
+        <w:spacing w:after="20" w:line="240" w:lineRule="auto"/>
+        <w:jc w:val="both"/>
+      </w:pPr>
+      <w:r>
+        <w:rPr>
+          <w:rFonts w:ascii="David" w:cs="David" w:eastAsia="David" w:hAnsi="David"/>
+          <w:b w:val="false"/>
+          <w:bCs w:val="false"/>
+          <w:sz w:val="22"/>
+          <w:szCs w:val="22"/>
           <w:rtl/>
         </w:rPr>
         <w:t xml:space="preserve">אבי עלה ארצה בשנת 1992 ומתגורר עם משפחתו במגדל העמק. את אבי פגשתי שנים לאחר עלייתו, בפעם הראשונה מאז לידתי.</w:t>
@@ -511,16 +511,16 @@
           <w:numId w:val="2"/>
         </w:numPr>
         <w:bidi/>
-        <w:spacing w:after="120" w:line="360" w:lineRule="auto"/>
-        <w:jc w:val="both"/>
-      </w:pPr>
-      <w:r>
-        <w:rPr>
-          <w:rFonts w:ascii="David" w:cs="David" w:eastAsia="David" w:hAnsi="David"/>
-          <w:b w:val="false"/>
-          <w:bCs w:val="false"/>
-          <w:sz w:val="24"/>
-          <w:szCs w:val="24"/>
+        <w:spacing w:after="20" w:line="240" w:lineRule="auto"/>
+        <w:jc w:val="both"/>
+      </w:pPr>
+      <w:r>
+        <w:rPr>
+          <w:rFonts w:ascii="David" w:cs="David" w:eastAsia="David" w:hAnsi="David"/>
+          <w:b w:val="false"/>
+          <w:bCs w:val="false"/>
+          <w:sz w:val="22"/>
+          <w:szCs w:val="22"/>
           <w:rtl/>
         </w:rPr>
         <w:t xml:space="preserve">באותה עת ביקשתי מאבי, מטעמים אישיים, שלא להירשם כבנו, ומאז הקשר בינינו אינו רשום במרשם – אף שהוא אבי ואני בנו הבכור.</w:t>
@@ -534,16 +534,16 @@
           <w:numId w:val="2"/>
         </w:numPr>
         <w:bidi/>
-        <w:spacing w:after="120" w:line="360" w:lineRule="auto"/>
-        <w:jc w:val="both"/>
-      </w:pPr>
-      <w:r>
-        <w:rPr>
-          <w:rFonts w:ascii="David" w:cs="David" w:eastAsia="David" w:hAnsi="David"/>
-          <w:b w:val="false"/>
-          <w:bCs w:val="false"/>
-          <w:sz w:val="24"/>
-          <w:szCs w:val="24"/>
+        <w:spacing w:after="20" w:line="240" w:lineRule="auto"/>
+        <w:jc w:val="both"/>
+      </w:pPr>
+      <w:r>
+        <w:rPr>
+          <w:rFonts w:ascii="David" w:cs="David" w:eastAsia="David" w:hAnsi="David"/>
+          <w:b w:val="false"/>
+          <w:bCs w:val="false"/>
+          <w:sz w:val="22"/>
+          <w:szCs w:val="22"/>
           <w:rtl/>
         </w:rPr>
         <w:t xml:space="preserve">מאז שחידשנו את קשרנו אנו נפגשים אחת לשלושה-ארבעה חודשים בבית אבי, ומקיימים קשר רציף.</w:t>
@@ -557,16 +557,16 @@
           <w:numId w:val="2"/>
         </w:numPr>
         <w:bidi/>
-        <w:spacing w:after="120" w:line="360" w:lineRule="auto"/>
-        <w:jc w:val="both"/>
-      </w:pPr>
-      <w:r>
-        <w:rPr>
-          <w:rFonts w:ascii="David" w:cs="David" w:eastAsia="David" w:hAnsi="David"/>
-          <w:b w:val="false"/>
-          <w:bCs w:val="false"/>
-          <w:sz w:val="24"/>
-          <w:szCs w:val="24"/>
+        <w:spacing w:after="20" w:line="240" w:lineRule="auto"/>
+        <w:jc w:val="both"/>
+      </w:pPr>
+      <w:r>
+        <w:rPr>
+          <w:rFonts w:ascii="David" w:cs="David" w:eastAsia="David" w:hAnsi="David"/>
+          <w:b w:val="false"/>
+          <w:bCs w:val="false"/>
+          <w:sz w:val="22"/>
+          <w:szCs w:val="22"/>
           <w:rtl/>
         </w:rPr>
         <w:t xml:space="preserve">לקראת נישואיי שיניתי את שם משפחתי לשם "צגאי", מתוך רצון לשוב אל שורשיי ולזהותי האמיתית.</w:t>
@@ -580,16 +580,16 @@
           <w:numId w:val="2"/>
         </w:numPr>
         <w:bidi/>
-        <w:spacing w:after="120" w:line="360" w:lineRule="auto"/>
-        <w:jc w:val="both"/>
-      </w:pPr>
-      <w:r>
-        <w:rPr>
-          <w:rFonts w:ascii="David" w:cs="David" w:eastAsia="David" w:hAnsi="David"/>
-          <w:b w:val="false"/>
-          <w:bCs w:val="false"/>
-          <w:sz w:val="24"/>
-          <w:szCs w:val="24"/>
+        <w:spacing w:after="20" w:line="240" w:lineRule="auto"/>
+        <w:jc w:val="both"/>
+      </w:pPr>
+      <w:r>
+        <w:rPr>
+          <w:rFonts w:ascii="David" w:cs="David" w:eastAsia="David" w:hAnsi="David"/>
+          <w:b w:val="false"/>
+          <w:bCs w:val="false"/>
+          <w:sz w:val="22"/>
+          <w:szCs w:val="22"/>
           <w:rtl/>
         </w:rPr>
         <w:t xml:space="preserve">לפני כשמונה חודשים, בערב שבו ישבנו יחד אני, אבי ואחיי ושוחחנו בנושאים שונים, עלה עניין הגיל. אחיי, בניו של אבי מנישואיו השניים – האחד, צגייה גנטו, יליד 1971, והשני יליד 1975 – אמרו כי אני צעיר מהם. או-אז צחק אבי צחוק מריר, קרא לי הצדה, וגילה לי כי נולדתי בשנת 1970 (שנת 1962 לפי הלוח האתיופי) וכי אני הבכור מכל האחים.</w:t>
@@ -603,16 +603,16 @@
           <w:numId w:val="2"/>
         </w:numPr>
         <w:bidi/>
-        <w:spacing w:after="120" w:line="360" w:lineRule="auto"/>
-        <w:jc w:val="both"/>
-      </w:pPr>
-      <w:r>
-        <w:rPr>
-          <w:rFonts w:ascii="David" w:cs="David" w:eastAsia="David" w:hAnsi="David"/>
-          <w:b w:val="false"/>
-          <w:bCs w:val="false"/>
-          <w:sz w:val="24"/>
-          <w:szCs w:val="24"/>
+        <w:spacing w:after="20" w:line="240" w:lineRule="auto"/>
+        <w:jc w:val="both"/>
+      </w:pPr>
+      <w:r>
+        <w:rPr>
+          <w:rFonts w:ascii="David" w:cs="David" w:eastAsia="David" w:hAnsi="David"/>
+          <w:b w:val="false"/>
+          <w:bCs w:val="false"/>
+          <w:sz w:val="22"/>
+          <w:szCs w:val="22"/>
           <w:rtl/>
         </w:rPr>
         <w:t xml:space="preserve">עד לאותו ערב הסתמכתי בתום לב על הרישום הרשמי, ולא ידעתי כי גילי הרשום שגוי.</w:t>
@@ -626,16 +626,16 @@
           <w:numId w:val="2"/>
         </w:numPr>
         <w:bidi/>
-        <w:spacing w:after="120" w:line="360" w:lineRule="auto"/>
-        <w:jc w:val="both"/>
-      </w:pPr>
-      <w:r>
-        <w:rPr>
-          <w:rFonts w:ascii="David" w:cs="David" w:eastAsia="David" w:hAnsi="David"/>
-          <w:b w:val="false"/>
-          <w:bCs w:val="false"/>
-          <w:sz w:val="24"/>
-          <w:szCs w:val="24"/>
+        <w:spacing w:after="20" w:line="240" w:lineRule="auto"/>
+        <w:jc w:val="both"/>
+      </w:pPr>
+      <w:r>
+        <w:rPr>
+          <w:rFonts w:ascii="David" w:cs="David" w:eastAsia="David" w:hAnsi="David"/>
+          <w:b w:val="false"/>
+          <w:bCs w:val="false"/>
+          <w:sz w:val="22"/>
+          <w:szCs w:val="22"/>
           <w:rtl/>
         </w:rPr>
         <w:t xml:space="preserve">בעקבות דברי אבי הוצאתי מאתיופיה תעודת לידה רשמית, אשר תורגמה וצורפה לבקשה (נספח ג').</w:t>
@@ -649,16 +649,16 @@
           <w:numId w:val="2"/>
         </w:numPr>
         <w:bidi/>
-        <w:spacing w:after="120" w:line="360" w:lineRule="auto"/>
-        <w:jc w:val="both"/>
-      </w:pPr>
-      <w:r>
-        <w:rPr>
-          <w:rFonts w:ascii="David" w:cs="David" w:eastAsia="David" w:hAnsi="David"/>
-          <w:b w:val="false"/>
-          <w:bCs w:val="false"/>
-          <w:sz w:val="24"/>
-          <w:szCs w:val="24"/>
+        <w:spacing w:after="20" w:line="240" w:lineRule="auto"/>
+        <w:jc w:val="both"/>
+      </w:pPr>
+      <w:r>
+        <w:rPr>
+          <w:rFonts w:ascii="David" w:cs="David" w:eastAsia="David" w:hAnsi="David"/>
+          <w:b w:val="false"/>
+          <w:bCs w:val="false"/>
+          <w:sz w:val="22"/>
+          <w:szCs w:val="22"/>
           <w:rtl/>
         </w:rPr>
         <w:t xml:space="preserve">למיטב ידיעתי ואמונתי, ולאור דברי אבי ותעודת הלידה, גילי הנכון הוא 56 שנים (יליד 1970) ולא 50 שנים (יליד 1976) כרשום.</w:t>
@@ -672,16 +672,16 @@
           <w:numId w:val="2"/>
         </w:numPr>
         <w:bidi/>
-        <w:spacing w:after="120" w:line="360" w:lineRule="auto"/>
-        <w:jc w:val="both"/>
-      </w:pPr>
-      <w:r>
-        <w:rPr>
-          <w:rFonts w:ascii="David" w:cs="David" w:eastAsia="David" w:hAnsi="David"/>
-          <w:b w:val="false"/>
-          <w:bCs w:val="false"/>
-          <w:sz w:val="24"/>
-          <w:szCs w:val="24"/>
+        <w:spacing w:after="20" w:line="240" w:lineRule="auto"/>
+        <w:jc w:val="both"/>
+      </w:pPr>
+      <w:r>
+        <w:rPr>
+          <w:rFonts w:ascii="David" w:cs="David" w:eastAsia="David" w:hAnsi="David"/>
+          <w:b w:val="false"/>
+          <w:bCs w:val="false"/>
+          <w:sz w:val="22"/>
+          <w:szCs w:val="22"/>
           <w:rtl/>
         </w:rPr>
         <w:t xml:space="preserve">אני עותר לבית המשפט הנכבד לקבוע את מועד לידתי הנכון ולהורות על תיקון הרישום בהתאם.</w:t>
@@ -695,16 +695,16 @@
           <w:numId w:val="2"/>
         </w:numPr>
         <w:bidi/>
-        <w:spacing w:after="120" w:line="360" w:lineRule="auto"/>
-        <w:jc w:val="both"/>
-      </w:pPr>
-      <w:r>
-        <w:rPr>
-          <w:rFonts w:ascii="David" w:cs="David" w:eastAsia="David" w:hAnsi="David"/>
-          <w:b w:val="false"/>
-          <w:bCs w:val="false"/>
-          <w:sz w:val="24"/>
-          <w:szCs w:val="24"/>
+        <w:spacing w:after="20" w:line="240" w:lineRule="auto"/>
+        <w:jc w:val="both"/>
+      </w:pPr>
+      <w:r>
+        <w:rPr>
+          <w:rFonts w:ascii="David" w:cs="David" w:eastAsia="David" w:hAnsi="David"/>
+          <w:b w:val="false"/>
+          <w:bCs w:val="false"/>
+          <w:sz w:val="22"/>
+          <w:szCs w:val="22"/>
           <w:rtl/>
         </w:rPr>
         <w:t xml:space="preserve">זהו שמי, זו חתימתי, ותוכן תצהירי – אמת.</w:t>
@@ -713,15 +713,15 @@
     <w:p>
       <w:pPr>
         <w:bidi/>
-        <w:spacing w:after="200" w:line="360" w:lineRule="auto"/>
-      </w:pPr>
-      <w:r>
-        <w:rPr>
-          <w:rFonts w:ascii="David" w:cs="David" w:eastAsia="David" w:hAnsi="David"/>
-          <w:b w:val="false"/>
-          <w:bCs w:val="false"/>
-          <w:sz w:val="24"/>
-          <w:szCs w:val="24"/>
+        <w:spacing w:after="30" w:line="240" w:lineRule="auto"/>
+      </w:pPr>
+      <w:r>
+        <w:rPr>
+          <w:rFonts w:ascii="David" w:cs="David" w:eastAsia="David" w:hAnsi="David"/>
+          <w:b w:val="false"/>
+          <w:bCs w:val="false"/>
+          <w:sz w:val="22"/>
+          <w:szCs w:val="22"/>
           <w:rtl/>
         </w:rPr>
         <w:t xml:space="preserve"/>
@@ -730,7 +730,7 @@
     <w:p>
       <w:pPr>
         <w:bidi/>
-        <w:spacing w:after="0" w:before="160" w:line="360" w:lineRule="auto"/>
+        <w:spacing w:after="0" w:before="40" w:line="240" w:lineRule="auto"/>
         <w:jc w:val="center"/>
       </w:pPr>
       <w:r>
@@ -738,8 +738,8 @@
           <w:rFonts w:ascii="David" w:cs="David" w:eastAsia="David" w:hAnsi="David"/>
           <w:b w:val="false"/>
           <w:bCs w:val="false"/>
-          <w:sz w:val="24"/>
-          <w:szCs w:val="24"/>
+          <w:sz w:val="22"/>
+          <w:szCs w:val="22"/>
           <w:rtl/>
         </w:rPr>
         <w:t xml:space="preserve">_______________________</w:t>
@@ -748,7 +748,7 @@
     <w:p>
       <w:pPr>
         <w:bidi/>
-        <w:spacing w:after="0" w:before="0" w:line="360" w:lineRule="auto"/>
+        <w:spacing w:after="0" w:before="0" w:line="240" w:lineRule="auto"/>
         <w:jc w:val="center"/>
       </w:pPr>
       <w:r>
@@ -756,17 +756,17 @@
           <w:rFonts w:ascii="David" w:cs="David" w:eastAsia="David" w:hAnsi="David"/>
           <w:b w:val="false"/>
           <w:bCs w:val="false"/>
-          <w:sz w:val="24"/>
-          <w:szCs w:val="24"/>
-          <w:rtl/>
-        </w:rPr>
-        <w:t xml:space="preserve">______________ (שם המבקש)</w:t>
-      </w:r>
-    </w:p>
-    <w:p>
-      <w:pPr>
-        <w:bidi/>
-        <w:spacing w:after="200" w:before="0" w:line="360" w:lineRule="auto"/>
+          <w:sz w:val="22"/>
+          <w:szCs w:val="22"/>
+          <w:rtl/>
+        </w:rPr>
+        <w:t xml:space="preserve">אמיר טקלה צגאי</w:t>
+      </w:r>
+    </w:p>
+    <w:p>
+      <w:pPr>
+        <w:bidi/>
+        <w:spacing w:after="30" w:before="0" w:line="240" w:lineRule="auto"/>
         <w:jc w:val="center"/>
       </w:pPr>
       <w:r>
@@ -774,8 +774,8 @@
           <w:rFonts w:ascii="David" w:cs="David" w:eastAsia="David" w:hAnsi="David"/>
           <w:b w:val="false"/>
           <w:bCs w:val="false"/>
-          <w:sz w:val="24"/>
-          <w:szCs w:val="24"/>
+          <w:sz w:val="22"/>
+          <w:szCs w:val="22"/>
           <w:rtl/>
         </w:rPr>
         <w:t xml:space="preserve">המצהיר</w:t>
@@ -784,7 +784,7 @@
     <w:p>
       <w:pPr>
         <w:bidi/>
-        <w:spacing w:after="120" w:before="240" w:line="360" w:lineRule="auto"/>
+        <w:spacing w:after="20" w:before="50" w:line="240" w:lineRule="auto"/>
         <w:jc w:val="start"/>
       </w:pPr>
       <w:r>
@@ -792,198 +792,44 @@
           <w:rFonts w:ascii="David" w:cs="David" w:eastAsia="David" w:hAnsi="David"/>
           <w:b/>
           <w:bCs/>
-          <w:sz w:val="24"/>
-          <w:szCs w:val="24"/>
+          <w:sz w:val="22"/>
+          <w:szCs w:val="22"/>
           <w:u w:val="single"/>
           <w:rtl/>
         </w:rPr>
-        <w:t xml:space="preserve">אישור עורך הדין</w:t>
-      </w:r>
-    </w:p>
-    <w:p>
-      <w:pPr>
-        <w:bidi/>
-        <w:spacing w:after="120" w:before="0" w:line="360" w:lineRule="auto"/>
-        <w:jc w:val="both"/>
-      </w:pPr>
-      <w:r>
-        <w:rPr>
-          <w:rFonts w:ascii="David" w:cs="David" w:eastAsia="David" w:hAnsi="David"/>
-          <w:b w:val="false"/>
-          <w:bCs w:val="false"/>
-          <w:sz w:val="24"/>
-          <w:szCs w:val="24"/>
-          <w:rtl/>
-        </w:rPr>
-        <w:t xml:space="preserve">אני הח"מ, עו"ד </w:t>
-      </w:r>
-      <w:r>
-        <w:rPr>
-          <w:rFonts w:ascii="David" w:cs="David" w:eastAsia="David" w:hAnsi="David"/>
-          <w:b w:val="false"/>
-          <w:bCs w:val="false"/>
-          <w:sz w:val="24"/>
-          <w:szCs w:val="24"/>
-          <w:rtl/>
-        </w:rPr>
-        <w:t xml:space="preserve">______________</w:t>
-      </w:r>
-      <w:r>
-        <w:rPr>
-          <w:rFonts w:ascii="David" w:cs="David" w:eastAsia="David" w:hAnsi="David"/>
-          <w:b w:val="false"/>
-          <w:bCs w:val="false"/>
-          <w:sz w:val="24"/>
-          <w:szCs w:val="24"/>
-          <w:rtl/>
-        </w:rPr>
-        <w:t xml:space="preserve">, מ.ר. </w:t>
-      </w:r>
-      <w:r>
-        <w:rPr>
-          <w:rFonts w:ascii="David" w:cs="David" w:eastAsia="David" w:hAnsi="David"/>
-          <w:b w:val="false"/>
-          <w:bCs w:val="false"/>
-          <w:sz w:val="24"/>
-          <w:szCs w:val="24"/>
-          <w:rtl/>
-        </w:rPr>
-        <w:t xml:space="preserve">______________</w:t>
-      </w:r>
-      <w:r>
-        <w:rPr>
-          <w:rFonts w:ascii="David" w:cs="David" w:eastAsia="David" w:hAnsi="David"/>
-          <w:b w:val="false"/>
-          <w:bCs w:val="false"/>
-          <w:sz w:val="24"/>
-          <w:szCs w:val="24"/>
-          <w:rtl/>
-        </w:rPr>
-        <w:t xml:space="preserve">, מאשר בזאת כי ביום </w:t>
-      </w:r>
-      <w:r>
-        <w:rPr>
-          <w:rFonts w:ascii="David" w:cs="David" w:eastAsia="David" w:hAnsi="David"/>
-          <w:b w:val="false"/>
-          <w:bCs w:val="false"/>
-          <w:sz w:val="24"/>
-          <w:szCs w:val="24"/>
-          <w:rtl/>
-        </w:rPr>
-        <w:t xml:space="preserve">______________</w:t>
-      </w:r>
-      <w:r>
-        <w:rPr>
-          <w:rFonts w:ascii="David" w:cs="David" w:eastAsia="David" w:hAnsi="David"/>
-          <w:b w:val="false"/>
-          <w:bCs w:val="false"/>
-          <w:sz w:val="24"/>
-          <w:szCs w:val="24"/>
-          <w:rtl/>
-        </w:rPr>
-        <w:t xml:space="preserve"> הופיע בפניי מר </w:t>
-      </w:r>
-      <w:r>
-        <w:rPr>
-          <w:rFonts w:ascii="David" w:cs="David" w:eastAsia="David" w:hAnsi="David"/>
-          <w:b w:val="false"/>
-          <w:bCs w:val="false"/>
-          <w:sz w:val="24"/>
-          <w:szCs w:val="24"/>
-          <w:rtl/>
-        </w:rPr>
-        <w:t xml:space="preserve">______________ (</w:t>
-      </w:r>
-      <w:r>
-        <w:rPr>
-          <w:rFonts w:ascii="David" w:cs="David" w:eastAsia="David" w:hAnsi="David"/>
-          <w:b w:val="false"/>
-          <w:bCs w:val="false"/>
-          <w:sz w:val="24"/>
-          <w:szCs w:val="24"/>
-          <w:rtl/>
-        </w:rPr>
-        <w:t xml:space="preserve">שם המבקש</w:t>
-      </w:r>
-      <w:r>
-        <w:rPr>
-          <w:rFonts w:ascii="David" w:cs="David" w:eastAsia="David" w:hAnsi="David"/>
-          <w:b w:val="false"/>
-          <w:bCs w:val="false"/>
-          <w:sz w:val="24"/>
-          <w:szCs w:val="24"/>
-          <w:rtl/>
-        </w:rPr>
-        <w:t xml:space="preserve">)</w:t>
-      </w:r>
-      <w:r>
-        <w:rPr>
-          <w:rFonts w:ascii="David" w:cs="David" w:eastAsia="David" w:hAnsi="David"/>
-          <w:b w:val="false"/>
-          <w:bCs w:val="false"/>
-          <w:sz w:val="24"/>
-          <w:szCs w:val="24"/>
-          <w:rtl/>
-        </w:rPr>
-        <w:t xml:space="preserve">, אשר זיהה עצמו באמצעות ת.ז. </w:t>
-      </w:r>
-      <w:r>
-        <w:rPr>
-          <w:rFonts w:ascii="David" w:cs="David" w:eastAsia="David" w:hAnsi="David"/>
-          <w:b w:val="false"/>
-          <w:bCs w:val="false"/>
-          <w:sz w:val="24"/>
-          <w:szCs w:val="24"/>
-          <w:rtl/>
-        </w:rPr>
-        <w:t xml:space="preserve">______________</w:t>
-      </w:r>
-      <w:r>
-        <w:rPr>
-          <w:rFonts w:ascii="David" w:cs="David" w:eastAsia="David" w:hAnsi="David"/>
-          <w:b w:val="false"/>
-          <w:bCs w:val="false"/>
-          <w:sz w:val="24"/>
-          <w:szCs w:val="24"/>
-          <w:rtl/>
-        </w:rPr>
-        <w:t xml:space="preserve"> / המוכר לי אישית (מחק את המיותר), ולאחר שהזהרתיו כי עליו להצהיר את האמת וכי יהיה צפוי לעונשים הקבועים בחוק אם לא יעשה כן, </w:t>
-      </w:r>
-      <w:r>
-        <w:rPr>
-          <w:rFonts w:ascii="David" w:cs="David" w:eastAsia="David" w:hAnsi="David"/>
-          <w:b w:val="false"/>
-          <w:bCs w:val="false"/>
-          <w:sz w:val="24"/>
-          <w:szCs w:val="24"/>
-          <w:rtl/>
-        </w:rPr>
-        <w:t xml:space="preserve">(אם המבקש אינו שולט בעברית, הוסף כאן: "ולאחר שתוכן התצהיר הוקרא ותורגם לו לשפה האמהרית בידי המתרגם ______________ והוא אישר כי הבינו") </w:t>
-      </w:r>
-      <w:r>
-        <w:rPr>
-          <w:rFonts w:ascii="David" w:cs="David" w:eastAsia="David" w:hAnsi="David"/>
-          <w:b w:val="false"/>
-          <w:bCs w:val="false"/>
-          <w:sz w:val="24"/>
-          <w:szCs w:val="24"/>
-          <w:rtl/>
-        </w:rPr>
-        <w:t xml:space="preserve">אישר את נכונות תצהירו דלעיל וחתם עליו בפניי.</w:t>
-      </w:r>
-    </w:p>
-    <w:p>
-      <w:pPr>
-        <w:bidi/>
-        <w:spacing w:after="160" w:line="360" w:lineRule="auto"/>
-      </w:pPr>
-      <w:r>
-        <w:rPr>
-          <w:rFonts w:ascii="David" w:cs="David" w:eastAsia="David" w:hAnsi="David"/>
-          <w:b w:val="false"/>
-          <w:bCs w:val="false"/>
-          <w:sz w:val="24"/>
-          <w:szCs w:val="24"/>
+        <w:t xml:space="preserve">אישור</w:t>
+      </w:r>
+    </w:p>
+    <w:p>
+      <w:pPr>
+        <w:bidi/>
+        <w:spacing w:after="20" w:before="0" w:line="240" w:lineRule="auto"/>
+        <w:jc w:val="both"/>
+      </w:pPr>
+      <w:r>
+        <w:rPr>
+          <w:rFonts w:ascii="David" w:cs="David" w:eastAsia="David" w:hAnsi="David"/>
+          <w:b w:val="false"/>
+          <w:bCs w:val="false"/>
+          <w:sz w:val="22"/>
+          <w:szCs w:val="22"/>
+          <w:rtl/>
+        </w:rPr>
+        <w:t xml:space="preserve">אני הח"מ, עו"ד סולומון טקה, מאשר בזאת כי ביום 2.9.26 הופיע בפניי מר ______________ (שם המבקש), אשר זיהה עצמו באמצעות ת.ז. ______________ / המוכר לי אישית (מחק את המיותר), ולאחר שהזהרתיו כי עליו להצהיר את האמת וכי יהיה צפוי לעונשים הקבועים בחוק אם לא יעשה כן, אישר את נכונות תצהירו דלעיל וחתם עליו בפניי.</w:t>
+      </w:r>
+    </w:p>
+    <w:p>
+      <w:pPr>
+        <w:bidi/>
+        <w:spacing w:after="30" w:line="240" w:lineRule="auto"/>
+      </w:pPr>
+      <w:r>
+        <w:rPr>
+          <w:rFonts w:ascii="David" w:cs="David" w:eastAsia="David" w:hAnsi="David"/>
+          <w:b w:val="false"/>
+          <w:bCs w:val="false"/>
+          <w:sz w:val="22"/>
+          <w:szCs w:val="22"/>
           <w:rtl/>
         </w:rPr>
         <w:t xml:space="preserve"/>
@@ -992,7 +838,7 @@
     <w:p>
       <w:pPr>
         <w:bidi/>
-        <w:spacing w:after="0" w:before="160" w:line="360" w:lineRule="auto"/>
+        <w:spacing w:after="0" w:before="40" w:line="240" w:lineRule="auto"/>
         <w:jc w:val="center"/>
       </w:pPr>
       <w:r>
@@ -1000,8 +846,8 @@
           <w:rFonts w:ascii="David" w:cs="David" w:eastAsia="David" w:hAnsi="David"/>
           <w:b w:val="false"/>
           <w:bCs w:val="false"/>
-          <w:sz w:val="24"/>
-          <w:szCs w:val="24"/>
+          <w:sz w:val="22"/>
+          <w:szCs w:val="22"/>
           <w:rtl/>
         </w:rPr>
         <w:t xml:space="preserve">_______________________</w:t>
@@ -1010,7 +856,7 @@
     <w:p>
       <w:pPr>
         <w:bidi/>
-        <w:spacing w:after="0" w:before="0" w:line="360" w:lineRule="auto"/>
+        <w:spacing w:after="0" w:before="0" w:line="240" w:lineRule="auto"/>
         <w:jc w:val="center"/>
       </w:pPr>
       <w:r>
@@ -1018,11 +864,11 @@
           <w:rFonts w:ascii="David" w:cs="David" w:eastAsia="David" w:hAnsi="David"/>
           <w:b w:val="false"/>
           <w:bCs w:val="false"/>
-          <w:sz w:val="24"/>
-          <w:szCs w:val="24"/>
-          <w:rtl/>
-        </w:rPr>
-        <w:t xml:space="preserve">______________, עו"ד</w:t>
+          <w:sz w:val="22"/>
+          <w:szCs w:val="22"/>
+          <w:rtl/>
+        </w:rPr>
+        <w:t xml:space="preserve">סולומון טקה, עו"ד</w:t>
       </w:r>
     </w:p>
     <w:sectPr>
